--- a/flow/20230927_hours/свято-08-ГР.docx
+++ b/flow/20230927_hours/свято-08-ГР.docx
@@ -259,13 +259,23 @@
         </w:rPr>
         <w:t xml:space="preserve">Тропар (г. 4): </w:t>
       </w:r>
-      <w:r>
-        <w:rPr>
-          <w:rFonts w:ascii="Times New Roman" w:eastAsia="Times New Roman" w:hAnsi="Times New Roman" w:cs="Times New Roman"/>
-          <w:sz w:val="24"/>
-          <w:szCs w:val="24"/>
-        </w:rPr>
-        <w:t xml:space="preserve">Ідімо назустріч Христовому </w:t>
+      <w:proofErr w:type="spellStart"/>
+      <w:r>
+        <w:rPr>
+          <w:rFonts w:ascii="Times New Roman" w:eastAsia="Times New Roman" w:hAnsi="Times New Roman" w:cs="Times New Roman"/>
+          <w:sz w:val="24"/>
+          <w:szCs w:val="24"/>
+        </w:rPr>
+        <w:t>Ідімо</w:t>
+      </w:r>
+      <w:proofErr w:type="spellEnd"/>
+      <w:r>
+        <w:rPr>
+          <w:rFonts w:ascii="Times New Roman" w:eastAsia="Times New Roman" w:hAnsi="Times New Roman" w:cs="Times New Roman"/>
+          <w:sz w:val="24"/>
+          <w:szCs w:val="24"/>
+        </w:rPr>
+        <w:t xml:space="preserve"> назустріч Христовому </w:t>
       </w:r>
       <w:proofErr w:type="spellStart"/>
       <w:r>
@@ -548,6 +558,7 @@
           <w:sz w:val="24"/>
           <w:szCs w:val="24"/>
         </w:rPr>
+        <w:lastRenderedPageBreak/>
         <w:t>8 серпня.  Св. Еміліяна, ісп., єп. Кизицького.</w:t>
       </w:r>
     </w:p>
@@ -1035,6 +1046,7 @@
           <w:sz w:val="24"/>
           <w:szCs w:val="24"/>
         </w:rPr>
+        <w:lastRenderedPageBreak/>
         <w:t xml:space="preserve">Кондак (г. 4): </w:t>
       </w:r>
       <w:r>
@@ -1434,6 +1446,7 @@
           <w:sz w:val="24"/>
           <w:szCs w:val="24"/>
         </w:rPr>
+        <w:lastRenderedPageBreak/>
         <w:t>17 серпня.  Св. мч. Мирона.</w:t>
       </w:r>
     </w:p>
@@ -1830,6 +1843,7 @@
           <w:sz w:val="24"/>
           <w:szCs w:val="24"/>
         </w:rPr>
+        <w:lastRenderedPageBreak/>
         <w:t>22 серпня. Св. мч. Агатоніка і тих, що з ним.</w:t>
       </w:r>
     </w:p>
@@ -1971,10 +1985,296 @@
           <w:sz w:val="24"/>
           <w:szCs w:val="24"/>
         </w:rPr>
-        <w:t>В молитвах невсипущу Богородицю* і в заступництвах незамінне уповання* гріб і умертвіння не втримали.* Бо як Матір Життя до життя переставив Той,* Хто вселився в утробу приснодівственну.</w:t>
+        <w:t xml:space="preserve">В молитвах невсипущу Богородицю* і в заступництвах незамінне уповання* гріб і умертвіння не втримали.* Бо як Матір Життя до життя переставив Той,* Хто вселився в утробу </w:t>
+      </w:r>
+      <w:proofErr w:type="spellStart"/>
+      <w:r>
+        <w:rPr>
+          <w:rFonts w:ascii="Times New Roman" w:eastAsia="Times New Roman" w:hAnsi="Times New Roman" w:cs="Times New Roman"/>
+          <w:sz w:val="24"/>
+          <w:szCs w:val="24"/>
+        </w:rPr>
+        <w:t>приснодівственну</w:t>
+      </w:r>
+      <w:proofErr w:type="spellEnd"/>
+      <w:r>
+        <w:rPr>
+          <w:rFonts w:ascii="Times New Roman" w:eastAsia="Times New Roman" w:hAnsi="Times New Roman" w:cs="Times New Roman"/>
+          <w:sz w:val="24"/>
+          <w:szCs w:val="24"/>
+        </w:rPr>
+        <w:t>.</w:t>
       </w:r>
       <w:bookmarkStart w:id="16" w:name="_heading=h.ap76o6m9a0cm" w:colFirst="0" w:colLast="0"/>
       <w:bookmarkEnd w:id="16"/>
+    </w:p>
+    <w:p>
+      <w:pPr>
+        <w:pStyle w:val="1"/>
+        <w:spacing w:before="200" w:line="240" w:lineRule="auto"/>
+        <w:rPr>
+          <w:rFonts w:ascii="Times New Roman" w:eastAsia="Times New Roman" w:hAnsi="Times New Roman" w:cs="Times New Roman"/>
+          <w:sz w:val="24"/>
+          <w:szCs w:val="24"/>
+        </w:rPr>
+      </w:pPr>
+      <w:r>
+        <w:rPr>
+          <w:rFonts w:ascii="Times New Roman" w:eastAsia="Times New Roman" w:hAnsi="Times New Roman" w:cs="Times New Roman"/>
+          <w:sz w:val="24"/>
+          <w:szCs w:val="24"/>
+        </w:rPr>
+        <w:t xml:space="preserve">30 серпня.  </w:t>
+      </w:r>
+      <w:proofErr w:type="spellStart"/>
+      <w:r>
+        <w:rPr>
+          <w:rFonts w:ascii="Times New Roman" w:eastAsia="Times New Roman" w:hAnsi="Times New Roman" w:cs="Times New Roman"/>
+          <w:sz w:val="24"/>
+          <w:szCs w:val="24"/>
+        </w:rPr>
+        <w:t>Свв</w:t>
+      </w:r>
+      <w:proofErr w:type="spellEnd"/>
+      <w:r>
+        <w:rPr>
+          <w:rFonts w:ascii="Times New Roman" w:eastAsia="Times New Roman" w:hAnsi="Times New Roman" w:cs="Times New Roman"/>
+          <w:sz w:val="24"/>
+          <w:szCs w:val="24"/>
+        </w:rPr>
+        <w:t>. патріархів Царгородських, Олександра, Йоана і Павла Нового.</w:t>
+      </w:r>
+    </w:p>
+    <w:p>
+      <w:pPr>
+        <w:pStyle w:val="2"/>
+        <w:spacing w:before="200" w:line="240" w:lineRule="auto"/>
+        <w:rPr>
+          <w:rFonts w:ascii="Times New Roman" w:eastAsia="Times New Roman" w:hAnsi="Times New Roman" w:cs="Times New Roman"/>
+          <w:i/>
+          <w:color w:val="FF0000"/>
+          <w:sz w:val="24"/>
+          <w:szCs w:val="24"/>
+        </w:rPr>
+      </w:pPr>
+      <w:bookmarkStart w:id="17" w:name="_heading=h.24fccyo1f7cw" w:colFirst="0" w:colLast="0"/>
+      <w:bookmarkStart w:id="18" w:name="_heading=h.lo5tv7vkfm2a" w:colFirst="0" w:colLast="0"/>
+      <w:bookmarkEnd w:id="17"/>
+      <w:bookmarkEnd w:id="18"/>
+      <w:proofErr w:type="spellStart"/>
+      <w:r>
+        <w:rPr>
+          <w:rFonts w:ascii="Times New Roman" w:eastAsia="Times New Roman" w:hAnsi="Times New Roman" w:cs="Times New Roman"/>
+          <w:i/>
+          <w:sz w:val="24"/>
+          <w:szCs w:val="24"/>
+        </w:rPr>
+        <w:t>Посвяття</w:t>
+      </w:r>
+      <w:proofErr w:type="spellEnd"/>
+      <w:r>
+        <w:rPr>
+          <w:rFonts w:ascii="Times New Roman" w:eastAsia="Times New Roman" w:hAnsi="Times New Roman" w:cs="Times New Roman"/>
+          <w:i/>
+          <w:sz w:val="24"/>
+          <w:szCs w:val="24"/>
+        </w:rPr>
+        <w:t xml:space="preserve"> Усікновення </w:t>
+      </w:r>
+      <w:r>
+        <w:rPr>
+          <w:rFonts w:ascii="Times New Roman" w:eastAsia="Times New Roman" w:hAnsi="Times New Roman" w:cs="Times New Roman"/>
+          <w:i/>
+          <w:color w:val="FF0000"/>
+          <w:sz w:val="24"/>
+          <w:szCs w:val="24"/>
+        </w:rPr>
+        <w:t>чесної голови чесного і славного пророка, предтечі і Хрестителя Йоана</w:t>
+      </w:r>
+    </w:p>
+    <w:p>
+      <w:pPr>
+        <w:spacing w:before="200" w:after="0" w:line="240" w:lineRule="auto"/>
+        <w:rPr>
+          <w:rFonts w:ascii="Times New Roman" w:eastAsia="Times New Roman" w:hAnsi="Times New Roman" w:cs="Times New Roman"/>
+          <w:b/>
+          <w:sz w:val="24"/>
+          <w:szCs w:val="24"/>
+        </w:rPr>
+      </w:pPr>
+      <w:r>
+        <w:rPr>
+          <w:rFonts w:ascii="Times New Roman" w:eastAsia="Times New Roman" w:hAnsi="Times New Roman" w:cs="Times New Roman"/>
+          <w:i/>
+          <w:color w:val="FF0000"/>
+          <w:sz w:val="24"/>
+          <w:szCs w:val="24"/>
+        </w:rPr>
+        <w:t xml:space="preserve">Тропар (г. 2): </w:t>
+      </w:r>
+      <w:r>
+        <w:rPr>
+          <w:rFonts w:ascii="Times New Roman" w:eastAsia="Times New Roman" w:hAnsi="Times New Roman" w:cs="Times New Roman"/>
+          <w:sz w:val="24"/>
+          <w:szCs w:val="24"/>
+        </w:rPr>
+        <w:t xml:space="preserve">Пам’ять праведного з похвалами,* і тобі вистачає свідчення Господнє, </w:t>
+      </w:r>
+      <w:proofErr w:type="spellStart"/>
+      <w:r>
+        <w:rPr>
+          <w:rFonts w:ascii="Times New Roman" w:eastAsia="Times New Roman" w:hAnsi="Times New Roman" w:cs="Times New Roman"/>
+          <w:sz w:val="24"/>
+          <w:szCs w:val="24"/>
+        </w:rPr>
+        <w:t>Предтече</w:t>
+      </w:r>
+      <w:proofErr w:type="spellEnd"/>
+      <w:r>
+        <w:rPr>
+          <w:rFonts w:ascii="Times New Roman" w:eastAsia="Times New Roman" w:hAnsi="Times New Roman" w:cs="Times New Roman"/>
+          <w:sz w:val="24"/>
+          <w:szCs w:val="24"/>
+        </w:rPr>
+        <w:t xml:space="preserve">,* бо ти показався воістину і від пророків чесніший,* бо у </w:t>
+      </w:r>
+      <w:proofErr w:type="spellStart"/>
+      <w:r>
+        <w:rPr>
+          <w:rFonts w:ascii="Times New Roman" w:eastAsia="Times New Roman" w:hAnsi="Times New Roman" w:cs="Times New Roman"/>
+          <w:sz w:val="24"/>
+          <w:szCs w:val="24"/>
+        </w:rPr>
+        <w:t>струях</w:t>
+      </w:r>
+      <w:proofErr w:type="spellEnd"/>
+      <w:r>
+        <w:rPr>
+          <w:rFonts w:ascii="Times New Roman" w:eastAsia="Times New Roman" w:hAnsi="Times New Roman" w:cs="Times New Roman"/>
+          <w:sz w:val="24"/>
+          <w:szCs w:val="24"/>
+        </w:rPr>
+        <w:t xml:space="preserve"> </w:t>
+      </w:r>
+      <w:proofErr w:type="spellStart"/>
+      <w:r>
+        <w:rPr>
+          <w:rFonts w:ascii="Times New Roman" w:eastAsia="Times New Roman" w:hAnsi="Times New Roman" w:cs="Times New Roman"/>
+          <w:sz w:val="24"/>
+          <w:szCs w:val="24"/>
+        </w:rPr>
+        <w:t>сподобився</w:t>
+      </w:r>
+      <w:proofErr w:type="spellEnd"/>
+      <w:r>
+        <w:rPr>
+          <w:rFonts w:ascii="Times New Roman" w:eastAsia="Times New Roman" w:hAnsi="Times New Roman" w:cs="Times New Roman"/>
+          <w:sz w:val="24"/>
+          <w:szCs w:val="24"/>
+        </w:rPr>
+        <w:t xml:space="preserve"> хрестити Проповіданого.* Тому за істину постраждав ти, </w:t>
+      </w:r>
+      <w:proofErr w:type="spellStart"/>
+      <w:r>
+        <w:rPr>
+          <w:rFonts w:ascii="Times New Roman" w:eastAsia="Times New Roman" w:hAnsi="Times New Roman" w:cs="Times New Roman"/>
+          <w:sz w:val="24"/>
+          <w:szCs w:val="24"/>
+        </w:rPr>
+        <w:t>радуючися</w:t>
+      </w:r>
+      <w:proofErr w:type="spellEnd"/>
+      <w:r>
+        <w:rPr>
+          <w:rFonts w:ascii="Times New Roman" w:eastAsia="Times New Roman" w:hAnsi="Times New Roman" w:cs="Times New Roman"/>
+          <w:sz w:val="24"/>
+          <w:szCs w:val="24"/>
+        </w:rPr>
+        <w:t>,* благовістив ти і тим, що в аді, Бога, явленого в тілі,* що взяв гріх світу і подає нам велику милість.</w:t>
+      </w:r>
+    </w:p>
+    <w:p>
+      <w:pPr>
+        <w:spacing w:before="200" w:after="0" w:line="240" w:lineRule="auto"/>
+        <w:rPr>
+          <w:rFonts w:ascii="Times New Roman" w:eastAsia="Times New Roman" w:hAnsi="Times New Roman" w:cs="Times New Roman"/>
+          <w:b/>
+          <w:sz w:val="24"/>
+          <w:szCs w:val="24"/>
+        </w:rPr>
+      </w:pPr>
+      <w:r>
+        <w:rPr>
+          <w:rFonts w:ascii="Times New Roman" w:eastAsia="Times New Roman" w:hAnsi="Times New Roman" w:cs="Times New Roman"/>
+          <w:i/>
+          <w:color w:val="FF0000"/>
+          <w:sz w:val="24"/>
+          <w:szCs w:val="24"/>
+        </w:rPr>
+        <w:t xml:space="preserve">Кондак (г. 4): </w:t>
+      </w:r>
+      <w:r>
+        <w:rPr>
+          <w:rFonts w:ascii="Times New Roman" w:eastAsia="Times New Roman" w:hAnsi="Times New Roman" w:cs="Times New Roman"/>
+          <w:sz w:val="24"/>
+          <w:szCs w:val="24"/>
+        </w:rPr>
+        <w:t xml:space="preserve">Ірод, </w:t>
+      </w:r>
+      <w:proofErr w:type="spellStart"/>
+      <w:r>
+        <w:rPr>
+          <w:rFonts w:ascii="Times New Roman" w:eastAsia="Times New Roman" w:hAnsi="Times New Roman" w:cs="Times New Roman"/>
+          <w:sz w:val="24"/>
+          <w:szCs w:val="24"/>
+        </w:rPr>
+        <w:t>Предтече</w:t>
+      </w:r>
+      <w:proofErr w:type="spellEnd"/>
+      <w:r>
+        <w:rPr>
+          <w:rFonts w:ascii="Times New Roman" w:eastAsia="Times New Roman" w:hAnsi="Times New Roman" w:cs="Times New Roman"/>
+          <w:sz w:val="24"/>
+          <w:szCs w:val="24"/>
+        </w:rPr>
+        <w:t xml:space="preserve">, беззаконня вчинив* і дав </w:t>
+      </w:r>
+      <w:proofErr w:type="spellStart"/>
+      <w:r>
+        <w:rPr>
+          <w:rFonts w:ascii="Times New Roman" w:eastAsia="Times New Roman" w:hAnsi="Times New Roman" w:cs="Times New Roman"/>
+          <w:sz w:val="24"/>
+          <w:szCs w:val="24"/>
+        </w:rPr>
+        <w:t>жоні</w:t>
+      </w:r>
+      <w:proofErr w:type="spellEnd"/>
+      <w:r>
+        <w:rPr>
+          <w:rFonts w:ascii="Times New Roman" w:eastAsia="Times New Roman" w:hAnsi="Times New Roman" w:cs="Times New Roman"/>
+          <w:sz w:val="24"/>
+          <w:szCs w:val="24"/>
+        </w:rPr>
+        <w:t xml:space="preserve"> твою голову чесну,* якій кланяємося й тішимося,* а </w:t>
+      </w:r>
+      <w:proofErr w:type="spellStart"/>
+      <w:r>
+        <w:rPr>
+          <w:rFonts w:ascii="Times New Roman" w:eastAsia="Times New Roman" w:hAnsi="Times New Roman" w:cs="Times New Roman"/>
+          <w:sz w:val="24"/>
+          <w:szCs w:val="24"/>
+        </w:rPr>
+        <w:t>Іродіяда</w:t>
+      </w:r>
+      <w:proofErr w:type="spellEnd"/>
+      <w:r>
+        <w:rPr>
+          <w:rFonts w:ascii="Times New Roman" w:eastAsia="Times New Roman" w:hAnsi="Times New Roman" w:cs="Times New Roman"/>
+          <w:sz w:val="24"/>
+          <w:szCs w:val="24"/>
+        </w:rPr>
+        <w:t xml:space="preserve"> плаче,* і ридають і Ірод, і танечниця.</w:t>
+      </w:r>
     </w:p>
     <w:sectPr>
       <w:pgSz w:w="11906" w:h="16838"/>
